--- a/Italiano/LetteraturaDicembre/LetteraturaDicembre.docx
+++ b/Italiano/LetteraturaDicembre/LetteraturaDicembre.docx
@@ -228,7 +228,391 @@
         <w:t>Attività 4</w:t>
       </w:r>
     </w:p>
+    <w:p>
+      <w:r>
+        <w:t xml:space="preserve">Leggendo </w:t>
+      </w:r>
+      <w:r>
+        <w:t xml:space="preserve">entrambe le poesie si capisce che si tratta di </w:t>
+      </w:r>
+      <w:r>
+        <w:t>ironia.</w:t>
+      </w:r>
+    </w:p>
     <w:p/>
+    <w:p>
+      <w:pPr>
+        <w:pStyle w:val="Heading2"/>
+      </w:pPr>
+      <w:r>
+        <w:t xml:space="preserve">Parafrasi: </w:t>
+      </w:r>
+    </w:p>
+    <w:p/>
+    <w:p>
+      <w:pPr>
+        <w:rPr>
+          <w:rStyle w:val="IntenseEmphasis"/>
+        </w:rPr>
+      </w:pPr>
+      <w:r>
+        <w:rPr>
+          <w:rStyle w:val="IntenseEmphasis"/>
+        </w:rPr>
+        <w:t>&lt;&lt;</w:t>
+      </w:r>
+      <w:r>
+        <w:rPr>
+          <w:rStyle w:val="IntenseEmphasis"/>
+        </w:rPr>
+        <w:t>O dolce mio marito aldobrandino</w:t>
+      </w:r>
+      <w:r>
+        <w:rPr>
+          <w:rStyle w:val="IntenseEmphasis"/>
+        </w:rPr>
+        <w:t>&gt;&gt;</w:t>
+      </w:r>
+    </w:p>
+    <w:p>
+      <w:r>
+        <w:t>O dolce mio marito aldobrandino,</w:t>
+      </w:r>
+    </w:p>
+    <w:p>
+      <w:r>
+        <w:t>restituisci a Piletto il suo paciotto,</w:t>
+      </w:r>
+    </w:p>
+    <w:p>
+      <w:r>
+        <w:t>che lui è tanto gentile giovane e fine,</w:t>
+      </w:r>
+    </w:p>
+    <w:p>
+      <w:r>
+        <w:t>che non devi credere a ciò che ti dice.</w:t>
+      </w:r>
+    </w:p>
+    <w:p/>
+    <w:p>
+      <w:r>
+        <w:t>Non star tra la gente a testa bassa,</w:t>
+      </w:r>
+    </w:p>
+    <w:p>
+      <w:r>
+        <w:t>perchè non sei cornuto, e te l'ho dimostrato;</w:t>
+      </w:r>
+    </w:p>
+    <w:p>
+      <w:r>
+        <w:lastRenderedPageBreak/>
+        <w:t>ma venne a dormire con noi,</w:t>
+      </w:r>
+    </w:p>
+    <w:p>
+      <w:r>
+        <w:t>come un vicino premuroso.</w:t>
+      </w:r>
+    </w:p>
+    <w:p/>
+    <w:p>
+      <w:r>
+        <w:t>Rimanda subito il panciotto, non lo tratener più,</w:t>
+      </w:r>
+    </w:p>
+    <w:p>
+      <w:r>
+        <w:t>perche non verrà mai più contro la tua volontà,</w:t>
+      </w:r>
+    </w:p>
+    <w:p>
+      <w:r>
+        <w:t>poichè ha scoperto i tuoi desderi.</w:t>
+      </w:r>
+    </w:p>
+    <w:p/>
+    <w:p>
+      <w:r>
+        <w:t>non si spoglierà mai più nel nostro letto.</w:t>
+      </w:r>
+    </w:p>
+    <w:p>
+      <w:r>
+        <w:t>Non dovevi gridare, ma tacere:</w:t>
+      </w:r>
+    </w:p>
+    <w:p>
+      <w:r>
+        <w:t>perchè a me non fece niente di cui io mi sia lamentata.</w:t>
+      </w:r>
+    </w:p>
+    <w:p/>
+    <w:p/>
+    <w:p>
+      <w:pPr>
+        <w:rPr>
+          <w:rStyle w:val="IntenseEmphasis"/>
+        </w:rPr>
+      </w:pPr>
+      <w:r>
+        <w:rPr>
+          <w:rStyle w:val="IntenseEmphasis"/>
+        </w:rPr>
+        <w:t>&lt;&lt;</w:t>
+      </w:r>
+      <w:r>
+        <w:rPr>
+          <w:rStyle w:val="IntenseEmphasis"/>
+        </w:rPr>
+        <w:t>S'io fosse foco</w:t>
+      </w:r>
+      <w:r>
+        <w:rPr>
+          <w:rStyle w:val="IntenseEmphasis"/>
+        </w:rPr>
+        <w:t>&gt;&gt;</w:t>
+      </w:r>
+    </w:p>
+    <w:p>
+      <w:r>
+        <w:t>Se io fossi il fuoco, brucerei il mondo;</w:t>
+      </w:r>
+    </w:p>
+    <w:p>
+      <w:r>
+        <w:t>Se io fossi il vento, lo tempesterei;</w:t>
+      </w:r>
+    </w:p>
+    <w:p>
+      <w:r>
+        <w:t>Se io fossi l'acqua, lo annegherei;</w:t>
+      </w:r>
+    </w:p>
+    <w:p>
+      <w:r>
+        <w:t>Se fossi Dio, lo farei sprofondare;</w:t>
+      </w:r>
+    </w:p>
+    <w:p/>
+    <w:p>
+      <w:r>
+        <w:t>Se io fossi il papa, sarei felice,</w:t>
+      </w:r>
+    </w:p>
+    <w:p>
+      <w:r>
+        <w:t xml:space="preserve"> perche incasinerei tutti i cristiani;</w:t>
+      </w:r>
+    </w:p>
+    <w:p>
+      <w:r>
+        <w:t>Se io fossi l'imperatore, cosa farei?</w:t>
+      </w:r>
+    </w:p>
+    <w:p>
+      <w:r>
+        <w:t>mozzerei a tutti il capo;</w:t>
+      </w:r>
+    </w:p>
+    <w:p/>
+    <w:p>
+      <w:r>
+        <w:t>Se io fossi la morte, andrei da mio padre,</w:t>
+      </w:r>
+    </w:p>
+    <w:p>
+      <w:r>
+        <w:t>se io fossi la vita, scapperei da lui:</w:t>
+      </w:r>
+    </w:p>
+    <w:p>
+      <w:r>
+        <w:t>così come farei con mia madre.</w:t>
+      </w:r>
+    </w:p>
+    <w:p/>
+    <w:p>
+      <w:r>
+        <w:t>Se io fossi Cecco, come io sono e fui,</w:t>
+      </w:r>
+    </w:p>
+    <w:p>
+      <w:r>
+        <w:t>terrei le donne giovani e belle:</w:t>
+      </w:r>
+    </w:p>
+    <w:p>
+      <w:r>
+        <w:t>e le vecchie e brutte le lascierei alle altre.</w:t>
+      </w:r>
+    </w:p>
+    <w:p/>
+    <w:p>
+      <w:pPr>
+        <w:rPr>
+          <w:rStyle w:val="IntenseEmphasis"/>
+        </w:rPr>
+      </w:pPr>
+      <w:r>
+        <w:rPr>
+          <w:rStyle w:val="IntenseEmphasis"/>
+        </w:rPr>
+        <w:lastRenderedPageBreak/>
+        <w:t>&lt;&lt;</w:t>
+      </w:r>
+      <w:r>
+        <w:rPr>
+          <w:rStyle w:val="IntenseEmphasis"/>
+        </w:rPr>
+        <w:t>Tre cose solamente m'ènno in grado</w:t>
+      </w:r>
+      <w:r>
+        <w:rPr>
+          <w:rStyle w:val="IntenseEmphasis"/>
+        </w:rPr>
+        <w:t>&gt;&gt;</w:t>
+      </w:r>
+    </w:p>
+    <w:p>
+      <w:r>
+        <w:t>Tre cose mi piace fare,</w:t>
+      </w:r>
+    </w:p>
+    <w:p>
+      <w:r>
+        <w:t>le quali non posso realizzare al meglio,</w:t>
+      </w:r>
+    </w:p>
+    <w:p>
+      <w:r>
+        <w:t>cioè la donna, la taverna, e il gioco:</w:t>
+      </w:r>
+    </w:p>
+    <w:p>
+      <w:r>
+        <w:t>queste cose mi fanno scaldare il cuore.</w:t>
+      </w:r>
+    </w:p>
+    <w:p/>
+    <w:p>
+      <w:r>
+        <w:t>Purtoppo sono costretto a permettermele di rado,</w:t>
+      </w:r>
+    </w:p>
+    <w:p>
+      <w:r>
+        <w:t>perche la mia miseria non me lo permette;</w:t>
+      </w:r>
+    </w:p>
+    <w:p>
+      <w:r>
+        <w:t>e quando ci penso sbraito con forza,</w:t>
+      </w:r>
+    </w:p>
+    <w:p>
+      <w:r>
+        <w:t>adto che perdo i miei desideri a causa dei soldi.</w:t>
+      </w:r>
+    </w:p>
+    <w:p/>
+    <w:p>
+      <w:r>
+        <w:t>e dico: "Che tu possa essere colpito da una lancia!",</w:t>
+      </w:r>
+    </w:p>
+    <w:p>
+      <w:r>
+        <w:t>a mio padre,che mi tiene così in miseria,</w:t>
+      </w:r>
+    </w:p>
+    <w:p>
+      <w:r>
+        <w:t>che tornerei dalla francia denza dimagrire.</w:t>
+      </w:r>
+    </w:p>
+    <w:p/>
+    <w:p>
+      <w:r>
+        <w:t xml:space="preserve">Infatti gli toglierei un soldo </w:t>
+      </w:r>
+    </w:p>
+    <w:p>
+      <w:r>
+        <w:t>la mattina di festa così sarebbe più difficile dare la mancia,</w:t>
+      </w:r>
+    </w:p>
+    <w:p>
+      <w:r>
+        <w:t>che far catturare una gru ad una poiana</w:t>
+      </w:r>
+      <w:r>
+        <w:t>.</w:t>
+      </w:r>
+    </w:p>
+    <w:p>
+      <w:r>
+        <w:t>---------------------------------------------------------------------------------------</w:t>
+      </w:r>
+    </w:p>
+    <w:p>
+      <w:r>
+        <w:t xml:space="preserve">Sublime : eccelso </w:t>
+      </w:r>
+    </w:p>
+    <w:p>
+      <w:r>
+        <w:t xml:space="preserve">Parodico: modifica di un testo che lo rende “simpatico”, burlesco. </w:t>
+      </w:r>
+    </w:p>
+    <w:p>
+      <w:r>
+        <w:t xml:space="preserve">topos letterario: luogo comune di un testo. </w:t>
+      </w:r>
+    </w:p>
+    <w:p>
+      <w:r>
+        <w:t>spettro della povertà:</w:t>
+      </w:r>
+      <w:r>
+        <w:t xml:space="preserve"> ciò che rappresenta essa</w:t>
+      </w:r>
+    </w:p>
+    <w:p>
+      <w:r>
+        <w:t xml:space="preserve">mondano: </w:t>
+      </w:r>
+      <w:r>
+        <w:t>costosamente ricercato</w:t>
+      </w:r>
+    </w:p>
+    <w:p>
+      <w:r>
+        <w:t>misogena: avversione/repulsione verso la donna</w:t>
+      </w:r>
+    </w:p>
+    <w:p>
+      <w:r>
+        <w:t xml:space="preserve">taverna: locale pubblico, </w:t>
+      </w:r>
+      <w:r>
+        <w:t>poco</w:t>
+      </w:r>
+      <w:r>
+        <w:t xml:space="preserve"> illuminato, frequentato da persone volgari</w:t>
+      </w:r>
+    </w:p>
+    <w:p>
+      <w:r>
+        <w:t>caricaturale: disegno a carattere umoristico</w:t>
+      </w:r>
+    </w:p>
+    <w:p>
+      <w:r>
+        <w:t>satirico: relativo alla satira, come genere letterario o come espressione di moralismo e di scherno</w:t>
+      </w:r>
+    </w:p>
     <w:sectPr>
       <w:headerReference w:type="default" r:id="rId7"/>
       <w:footerReference w:type="default" r:id="rId8"/>
@@ -1369,6 +1753,18 @@
       <w:shd w:val="clear" w:color="auto" w:fill="E1DFDD"/>
     </w:rPr>
   </w:style>
+  <w:style w:type="character" w:styleId="IntenseEmphasis">
+    <w:name w:val="Intense Emphasis"/>
+    <w:basedOn w:val="DefaultParagraphFont"/>
+    <w:uiPriority w:val="21"/>
+    <w:qFormat/>
+    <w:rsid w:val="00ED0F3F"/>
+    <w:rPr>
+      <w:i/>
+      <w:iCs/>
+      <w:color w:val="4472C4" w:themeColor="accent1"/>
+    </w:rPr>
+  </w:style>
 </w:styles>
 </file>
 
